--- a/7 семестр/ИСИС/ЛР 1/ИСИС ЛР 1.docx
+++ b/7 семестр/ИСИС/ЛР 1/ИСИС ЛР 1.docx
@@ -162,6 +162,24 @@
       </w:pPr>
       <w:r>
         <w:t>ОТКАЗОУСТОЙЧИВЫХ КОМПЬЮТЕРНЫХ СЕТЕЙ</w:t>
+      </w:r>
+    </w:p>
+    <w:p>
+      <w:pPr>
+        <w:ind w:firstLine="0"/>
+        <w:jc w:val="center"/>
+      </w:pPr>
+      <w:r>
+        <w:t xml:space="preserve">по дисциплине </w:t>
+      </w:r>
+    </w:p>
+    <w:p>
+      <w:pPr>
+        <w:ind w:firstLine="0"/>
+        <w:jc w:val="center"/>
+      </w:pPr>
+      <w:r>
+        <w:t>«Инфокоммуникационные системы и сети»</w:t>
       </w:r>
     </w:p>
     <w:p>
@@ -399,30 +417,6 @@
     </w:p>
     <w:p>
       <w:pPr>
-        <w:tabs>
-          <w:tab w:val="left" w:pos="-851"/>
-        </w:tabs>
-        <w:autoSpaceDE w:val="0"/>
-        <w:autoSpaceDN w:val="0"/>
-        <w:adjustRightInd w:val="0"/>
-        <w:spacing w:line="240" w:lineRule="auto"/>
-        <w:ind w:left="-851"/>
-        <w:jc w:val="center"/>
-        <w:rPr>
-          <w:rFonts w:cs="Times New Roman"/>
-          <w:bCs/>
-          <w:szCs w:val="28"/>
-        </w:rPr>
-      </w:pPr>
-    </w:p>
-    <w:p>
-      <w:pPr>
-        <w:ind w:firstLine="0"/>
-        <w:jc w:val="center"/>
-      </w:pPr>
-    </w:p>
-    <w:p>
-      <w:pPr>
         <w:ind w:firstLine="0"/>
       </w:pPr>
     </w:p>
@@ -468,11 +462,7 @@
         <w:t>ЦЕЛЬ РАБОТЫ</w:t>
       </w:r>
     </w:p>
-    <w:p>
-      <w:pPr>
-        <w:ind w:firstLine="0"/>
-      </w:pPr>
-    </w:p>
+    <w:p/>
     <w:p>
       <w:r>
         <w:t>Углубление и закрепление теоретических знаний в области обеспечения над</w:t>
@@ -516,13 +506,7 @@
         <w:t>ЗАДАНИЕ</w:t>
       </w:r>
     </w:p>
-    <w:p>
-      <w:pPr>
-        <w:spacing w:after="200" w:line="276" w:lineRule="auto"/>
-        <w:ind w:firstLine="0"/>
-        <w:jc w:val="center"/>
-      </w:pPr>
-    </w:p>
+    <w:p/>
     <w:p>
       <w:pPr>
         <w:pStyle w:val="aa"/>
